--- a/papers/_sources/metric_order_obstruction.docx
+++ b/papers/_sources/metric_order_obstruction.docx
@@ -8,6 +8,22 @@
           <w:b/>
         </w:rPr>
         <w:t>A Metric-Order Obstruction for Classical Harmonic Media</w:t>
+      </w:r>
+    </w:p>
+    <w:p>
+      <w:pPr>
+        <w:pStyle w:val="FirstParagraph"/>
+      </w:pPr>
+      <w:r>
+        <w:t xml:space="preserve">Mark Palmer · with computational collaboration by Claude (Anthropic)</w:t>
+      </w:r>
+    </w:p>
+    <w:p>
+      <w:pPr>
+        <w:pStyle w:val="FirstParagraph"/>
+      </w:pPr>
+      <w:r>
+        <w:t xml:space="preserve">Charlotte, NC · palmer100@gmail.com</w:t>
       </w:r>
     </w:p>
     <w:p>

--- a/papers/_sources/metric_order_obstruction.docx
+++ b/papers/_sources/metric_order_obstruction.docx
@@ -53,7 +53,6 @@
       </w:r>
     </w:p>
     <w:p>
-      <w:r/>
       <w:r>
         <w:t>A classical harmonic medium consists of: a substrate with local properties (tension-like T, density-like μ, rigidity-like λ, and structural state such as path tortuosity σ); wave excitations propagating at c = √(T/μ) along the substrate; bound modes (clocks) whose standing-wave conditions live on the substrate's arc length; and equilibrium structures (rulers) whose extents are set by mode scales ξ = √(λ/T). TWO PRIMITIVE PREMISES (an audit shows commonly listed additional premises reduce to these): (P1) local response — local constitutive energy is invariant under rigid translation and therefore depends on deformation gradients rather than absolute displacement (uniform translation is unobservable; spatially varying displacement is physically meaningful; multivalued/topological sectors are physical and treated in Sec. 6); (P2) harmonic statics — outside localized sources, static conditioning potentials satisfy Laplace's equation.</w:t>
       </w:r>
@@ -80,7 +79,6 @@
       </w:r>
     </w:p>
     <w:p>
-      <w:r/>
       <w:r>
         <w:t>By (P1), material properties respond to gradients of displacement (strain), not displacement. In three-dimensional elasticity a point FORCE gives displacement ~ 1/r (the Kelvin solution) and strain ~ 1/r² — so the radial cap requires a lemma, not an assumption. NO-MONOPOLE LEMMA: a static, isolated defect in equilibrium exerts zero net force on the medium (else it accelerates); the Kelvin amplitude IS the net force and vanishes for every admissible static mass-source. By (P2) the leading admissible displacement is therefore the force-free order u ~ 1/r²; hence strain, and every displacement-sourced conditioning, is capped at 1/r³ — TIDAL order. Metric phenomenology (redshift, deflection, delay at observed strength and range) requires conditioning at POTENTIAL order, 1/r. Meanwhile the strain field around a point defect is the Hessian of the harmonic potential, with eigenvalues proportional to (2, −1, −1): the substrate contains the correct tidal tensor shape EXACTLY — one derivative too high. This is the central obstruction: right geometry, wrong order, as a theorem rather than a failure of construction.</w:t>
       </w:r>
@@ -201,6 +199,20 @@
       </w:r>
       <w:r>
         <w:t>INTERNAL SYMMETRY THEOREM, FORMAL  [benchmark: benchmarks/gravity/internal_symmetry_theorem.py]</w:t>
+      </w:r>
+    </w:p>
+    <w:p>
+      <w:pPr>
+        <w:spacing w:after="160" w:before="0" w:line="276"/>
+        <w:jc w:val="both"/>
+      </w:pPr>
+      <w:r>
+        <w:rPr>
+          <w:rFonts w:ascii="Times New Roman" w:cs="Times New Roman" w:eastAsia="Times New Roman" w:hAnsi="Times New Roman"/>
+          <w:sz w:val="24"/>
+          <w:szCs w:val="24"/>
+        </w:rPr>
+        <w:t xml:space="preserve">Naming note (5 September 2026). This programme is now the Mesh Programme and the theory it develops the mesh framework; 'the rope framework' in earlier revisions reads 'the mesh framework'. 'Rope' remains the name of the two-strand wound object, and the Rope Hypothesis credited to Bill Gaede keeps its name. Identifiers (repository, rope_solver, file names, claim IDs) are unchanged.</w:t>
       </w:r>
     </w:p>
     <w:sectPr>
